--- a/zanyatiya/Zanyatie_02_Praktika1_Razdatka.docx
+++ b/zanyatiya/Zanyatie_02_Praktika1_Razdatka.docx
@@ -1371,7 +1371,7 @@
           <w:sz w:val="20"/>
           <w:szCs w:val="20"/>
         </w:rPr>
-        <w:t xml:space="preserve">Разверните SMART-цель — каждая буква отдельной строкой, конкретно, без общих слов.</w:t>
+        <w:t xml:space="preserve">Разверните цель ЧИСТО (русский вариант SMART) — каждая буква отдельной строкой, конкретно, без общих слов.</w:t>
       </w:r>
     </w:p>
     <w:tbl>
@@ -1390,6 +1390,7 @@
         <w:gridCol w:w="100"/>
         <w:gridCol w:w="100"/>
         <w:gridCol w:w="100"/>
+        <w:gridCol w:w="100"/>
       </w:tblGrid>
       <w:tr>
         <w:trPr>
@@ -1397,7 +1398,7 @@
         </w:trPr>
         <w:tc>
           <w:tcPr>
-            <w:tcW w:type="pct" w:w="16%"/>
+            <w:tcW w:type="pct" w:w="15%"/>
             <w:shd w:fill="3D3D3D" w:val="clear"/>
             <w:tcMar>
               <w:top w:type="dxa" w:w="100"/>
@@ -1421,13 +1422,13 @@
                 <w:sz w:val="17"/>
                 <w:szCs w:val="17"/>
               </w:rPr>
-              <w:t xml:space="preserve">Буква</w:t>
-            </w:r>
-          </w:p>
-        </w:tc>
-        <w:tc>
-          <w:tcPr>
-            <w:tcW w:type="pct" w:w="28%"/>
+              <w:t xml:space="preserve">ЧИСТО</w:t>
+            </w:r>
+          </w:p>
+        </w:tc>
+        <w:tc>
+          <w:tcPr>
+            <w:tcW w:type="pct" w:w="15%"/>
             <w:shd w:fill="3D3D3D" w:val="clear"/>
             <w:tcMar>
               <w:top w:type="dxa" w:w="100"/>
@@ -1451,13 +1452,13 @@
                 <w:sz w:val="17"/>
                 <w:szCs w:val="17"/>
               </w:rPr>
-              <w:t xml:space="preserve">Проверка</w:t>
-            </w:r>
-          </w:p>
-        </w:tc>
-        <w:tc>
-          <w:tcPr>
-            <w:tcW w:type="pct" w:w="56%"/>
+              <w:t xml:space="preserve">= SMART</w:t>
+            </w:r>
+          </w:p>
+        </w:tc>
+        <w:tc>
+          <w:tcPr>
+            <w:tcW w:type="pct" w:w="25%"/>
             <w:shd w:fill="3D3D3D" w:val="clear"/>
             <w:tcMar>
               <w:top w:type="dxa" w:w="100"/>
@@ -1481,6 +1482,36 @@
                 <w:sz w:val="17"/>
                 <w:szCs w:val="17"/>
               </w:rPr>
+              <w:t xml:space="preserve">Проверка</w:t>
+            </w:r>
+          </w:p>
+        </w:tc>
+        <w:tc>
+          <w:tcPr>
+            <w:tcW w:type="pct" w:w="45%"/>
+            <w:shd w:fill="3D3D3D" w:val="clear"/>
+            <w:tcMar>
+              <w:top w:type="dxa" w:w="100"/>
+              <w:left w:type="dxa" w:w="110"/>
+              <w:bottom w:type="dxa" w:w="100"/>
+              <w:right w:type="dxa" w:w="110"/>
+            </w:tcMar>
+            <w:vAlign w:val="center"/>
+          </w:tcPr>
+          <w:p>
+            <w:pPr>
+              <w:spacing w:after="0" w:line="264"/>
+              <w:jc w:val="center"/>
+            </w:pPr>
+            <w:r>
+              <w:rPr>
+                <w:rFonts w:ascii="Arial" w:cs="Arial" w:eastAsia="Arial" w:hAnsi="Arial"/>
+                <w:b/>
+                <w:bCs/>
+                <w:color w:val="FFFFFF"/>
+                <w:sz w:val="17"/>
+                <w:szCs w:val="17"/>
+              </w:rPr>
               <w:t xml:space="preserve">Ваша формулировка</w:t>
             </w:r>
           </w:p>
@@ -1492,7 +1523,34 @@
         </w:trPr>
         <w:tc>
           <w:tcPr>
-            <w:tcW w:type="pct" w:w="16%"/>
+            <w:tcW w:type="pct" w:w="15%"/>
+            <w:shd w:fill="FFFFFF" w:val="clear"/>
+            <w:tcMar>
+              <w:top w:type="dxa" w:w="100"/>
+              <w:left w:type="dxa" w:w="110"/>
+              <w:bottom w:type="dxa" w:w="100"/>
+              <w:right w:type="dxa" w:w="110"/>
+            </w:tcMar>
+            <w:vAlign w:val="center"/>
+          </w:tcPr>
+          <w:p>
+            <w:pPr>
+              <w:spacing w:after="0" w:line="264"/>
+            </w:pPr>
+            <w:r>
+              <w:rPr>
+                <w:rFonts w:ascii="Arial" w:cs="Arial" w:eastAsia="Arial" w:hAnsi="Arial"/>
+                <w:color w:val="1A1A1A"/>
+                <w:sz w:val="18"/>
+                <w:szCs w:val="18"/>
+              </w:rPr>
+              <w:t xml:space="preserve">Ч — Чёткая</w:t>
+            </w:r>
+          </w:p>
+        </w:tc>
+        <w:tc>
+          <w:tcPr>
+            <w:tcW w:type="pct" w:w="15%"/>
             <w:shd w:fill="FFFFFF" w:val="clear"/>
             <w:tcMar>
               <w:top w:type="dxa" w:w="100"/>
@@ -1519,7 +1577,7 @@
         </w:tc>
         <w:tc>
           <w:tcPr>
-            <w:tcW w:type="pct" w:w="28%"/>
+            <w:tcW w:type="pct" w:w="25%"/>
             <w:shd w:fill="FFFFFF" w:val="clear"/>
             <w:tcMar>
               <w:top w:type="dxa" w:w="100"/>
@@ -1546,7 +1604,7 @@
         </w:tc>
         <w:tc>
           <w:tcPr>
-            <w:tcW w:type="pct" w:w="56%"/>
+            <w:tcW w:type="pct" w:w="45%"/>
             <w:shd w:fill="FFFFFF" w:val="clear"/>
             <w:tcMar>
               <w:top w:type="dxa" w:w="100"/>
@@ -1578,7 +1636,7 @@
         </w:trPr>
         <w:tc>
           <w:tcPr>
-            <w:tcW w:type="pct" w:w="16%"/>
+            <w:tcW w:type="pct" w:w="15%"/>
             <w:shd w:fill="F2F2F2" w:val="clear"/>
             <w:tcMar>
               <w:top w:type="dxa" w:w="100"/>
@@ -1599,13 +1657,40 @@
                 <w:sz w:val="18"/>
                 <w:szCs w:val="18"/>
               </w:rPr>
+              <w:t xml:space="preserve">И — Измеримая</w:t>
+            </w:r>
+          </w:p>
+        </w:tc>
+        <w:tc>
+          <w:tcPr>
+            <w:tcW w:type="pct" w:w="15%"/>
+            <w:shd w:fill="F2F2F2" w:val="clear"/>
+            <w:tcMar>
+              <w:top w:type="dxa" w:w="100"/>
+              <w:left w:type="dxa" w:w="110"/>
+              <w:bottom w:type="dxa" w:w="100"/>
+              <w:right w:type="dxa" w:w="110"/>
+            </w:tcMar>
+            <w:vAlign w:val="center"/>
+          </w:tcPr>
+          <w:p>
+            <w:pPr>
+              <w:spacing w:after="0" w:line="264"/>
+            </w:pPr>
+            <w:r>
+              <w:rPr>
+                <w:rFonts w:ascii="Arial" w:cs="Arial" w:eastAsia="Arial" w:hAnsi="Arial"/>
+                <w:color w:val="1A1A1A"/>
+                <w:sz w:val="18"/>
+                <w:szCs w:val="18"/>
+              </w:rPr>
               <w:t xml:space="preserve">M — Measurable</w:t>
             </w:r>
           </w:p>
         </w:tc>
         <w:tc>
           <w:tcPr>
-            <w:tcW w:type="pct" w:w="28%"/>
+            <w:tcW w:type="pct" w:w="25%"/>
             <w:shd w:fill="F2F2F2" w:val="clear"/>
             <w:tcMar>
               <w:top w:type="dxa" w:w="100"/>
@@ -1632,7 +1717,7 @@
         </w:tc>
         <w:tc>
           <w:tcPr>
-            <w:tcW w:type="pct" w:w="56%"/>
+            <w:tcW w:type="pct" w:w="45%"/>
             <w:shd w:fill="F2F2F2" w:val="clear"/>
             <w:tcMar>
               <w:top w:type="dxa" w:w="100"/>
@@ -1664,61 +1749,88 @@
         </w:trPr>
         <w:tc>
           <w:tcPr>
-            <w:tcW w:type="pct" w:w="16%"/>
-            <w:shd w:fill="FFFFFF" w:val="clear"/>
-            <w:tcMar>
-              <w:top w:type="dxa" w:w="100"/>
-              <w:left w:type="dxa" w:w="110"/>
-              <w:bottom w:type="dxa" w:w="100"/>
-              <w:right w:type="dxa" w:w="110"/>
-            </w:tcMar>
-            <w:vAlign w:val="center"/>
-          </w:tcPr>
-          <w:p>
-            <w:pPr>
-              <w:spacing w:after="0" w:line="264"/>
-            </w:pPr>
-            <w:r>
-              <w:rPr>
-                <w:rFonts w:ascii="Arial" w:cs="Arial" w:eastAsia="Arial" w:hAnsi="Arial"/>
-                <w:color w:val="1A1A1A"/>
-                <w:sz w:val="18"/>
-                <w:szCs w:val="18"/>
-              </w:rPr>
-              <w:t xml:space="preserve">A — Achievable</w:t>
-            </w:r>
-          </w:p>
-        </w:tc>
-        <w:tc>
-          <w:tcPr>
-            <w:tcW w:type="pct" w:w="28%"/>
-            <w:shd w:fill="FFFFFF" w:val="clear"/>
-            <w:tcMar>
-              <w:top w:type="dxa" w:w="100"/>
-              <w:left w:type="dxa" w:w="110"/>
-              <w:bottom w:type="dxa" w:w="100"/>
-              <w:right w:type="dxa" w:w="110"/>
-            </w:tcMar>
-            <w:vAlign w:val="center"/>
-          </w:tcPr>
-          <w:p>
-            <w:pPr>
-              <w:spacing w:after="0" w:line="264"/>
-            </w:pPr>
-            <w:r>
-              <w:rPr>
-                <w:rFonts w:ascii="Arial" w:cs="Arial" w:eastAsia="Arial" w:hAnsi="Arial"/>
-                <w:color w:val="1A1A1A"/>
-                <w:sz w:val="18"/>
-                <w:szCs w:val="18"/>
-              </w:rPr>
-              <w:t xml:space="preserve">Реально силами 3–4 человек с доступными ресурсами</w:t>
-            </w:r>
-          </w:p>
-        </w:tc>
-        <w:tc>
-          <w:tcPr>
-            <w:tcW w:type="pct" w:w="56%"/>
+            <w:tcW w:type="pct" w:w="15%"/>
+            <w:shd w:fill="FFFFFF" w:val="clear"/>
+            <w:tcMar>
+              <w:top w:type="dxa" w:w="100"/>
+              <w:left w:type="dxa" w:w="110"/>
+              <w:bottom w:type="dxa" w:w="100"/>
+              <w:right w:type="dxa" w:w="110"/>
+            </w:tcMar>
+            <w:vAlign w:val="center"/>
+          </w:tcPr>
+          <w:p>
+            <w:pPr>
+              <w:spacing w:after="0" w:line="264"/>
+            </w:pPr>
+            <w:r>
+              <w:rPr>
+                <w:rFonts w:ascii="Arial" w:cs="Arial" w:eastAsia="Arial" w:hAnsi="Arial"/>
+                <w:color w:val="1A1A1A"/>
+                <w:sz w:val="18"/>
+                <w:szCs w:val="18"/>
+              </w:rPr>
+              <w:t xml:space="preserve">С — Со сроком</w:t>
+            </w:r>
+          </w:p>
+        </w:tc>
+        <w:tc>
+          <w:tcPr>
+            <w:tcW w:type="pct" w:w="15%"/>
+            <w:shd w:fill="FFFFFF" w:val="clear"/>
+            <w:tcMar>
+              <w:top w:type="dxa" w:w="100"/>
+              <w:left w:type="dxa" w:w="110"/>
+              <w:bottom w:type="dxa" w:w="100"/>
+              <w:right w:type="dxa" w:w="110"/>
+            </w:tcMar>
+            <w:vAlign w:val="center"/>
+          </w:tcPr>
+          <w:p>
+            <w:pPr>
+              <w:spacing w:after="0" w:line="264"/>
+            </w:pPr>
+            <w:r>
+              <w:rPr>
+                <w:rFonts w:ascii="Arial" w:cs="Arial" w:eastAsia="Arial" w:hAnsi="Arial"/>
+                <w:color w:val="1A1A1A"/>
+                <w:sz w:val="18"/>
+                <w:szCs w:val="18"/>
+              </w:rPr>
+              <w:t xml:space="preserve">T — Time-bound</w:t>
+            </w:r>
+          </w:p>
+        </w:tc>
+        <w:tc>
+          <w:tcPr>
+            <w:tcW w:type="pct" w:w="25%"/>
+            <w:shd w:fill="FFFFFF" w:val="clear"/>
+            <w:tcMar>
+              <w:top w:type="dxa" w:w="100"/>
+              <w:left w:type="dxa" w:w="110"/>
+              <w:bottom w:type="dxa" w:w="100"/>
+              <w:right w:type="dxa" w:w="110"/>
+            </w:tcMar>
+            <w:vAlign w:val="center"/>
+          </w:tcPr>
+          <w:p>
+            <w:pPr>
+              <w:spacing w:after="0" w:line="264"/>
+            </w:pPr>
+            <w:r>
+              <w:rPr>
+                <w:rFonts w:ascii="Arial" w:cs="Arial" w:eastAsia="Arial" w:hAnsi="Arial"/>
+                <w:color w:val="1A1A1A"/>
+                <w:sz w:val="18"/>
+                <w:szCs w:val="18"/>
+              </w:rPr>
+              <w:t xml:space="preserve">Конкретная дата: к чекпоинту 21.11 или к защите 26.12</w:t>
+            </w:r>
+          </w:p>
+        </w:tc>
+        <w:tc>
+          <w:tcPr>
+            <w:tcW w:type="pct" w:w="45%"/>
             <w:shd w:fill="FFFFFF" w:val="clear"/>
             <w:tcMar>
               <w:top w:type="dxa" w:w="100"/>
@@ -1750,7 +1862,7 @@
         </w:trPr>
         <w:tc>
           <w:tcPr>
-            <w:tcW w:type="pct" w:w="16%"/>
+            <w:tcW w:type="pct" w:w="15%"/>
             <w:shd w:fill="F2F2F2" w:val="clear"/>
             <w:tcMar>
               <w:top w:type="dxa" w:w="100"/>
@@ -1771,13 +1883,40 @@
                 <w:sz w:val="18"/>
                 <w:szCs w:val="18"/>
               </w:rPr>
+              <w:t xml:space="preserve">Т — Толковая</w:t>
+            </w:r>
+          </w:p>
+        </w:tc>
+        <w:tc>
+          <w:tcPr>
+            <w:tcW w:type="pct" w:w="15%"/>
+            <w:shd w:fill="F2F2F2" w:val="clear"/>
+            <w:tcMar>
+              <w:top w:type="dxa" w:w="100"/>
+              <w:left w:type="dxa" w:w="110"/>
+              <w:bottom w:type="dxa" w:w="100"/>
+              <w:right w:type="dxa" w:w="110"/>
+            </w:tcMar>
+            <w:vAlign w:val="center"/>
+          </w:tcPr>
+          <w:p>
+            <w:pPr>
+              <w:spacing w:after="0" w:line="264"/>
+            </w:pPr>
+            <w:r>
+              <w:rPr>
+                <w:rFonts w:ascii="Arial" w:cs="Arial" w:eastAsia="Arial" w:hAnsi="Arial"/>
+                <w:color w:val="1A1A1A"/>
+                <w:sz w:val="18"/>
+                <w:szCs w:val="18"/>
+              </w:rPr>
               <w:t xml:space="preserve">R — Relevant</w:t>
             </w:r>
           </w:p>
         </w:tc>
         <w:tc>
           <w:tcPr>
-            <w:tcW w:type="pct" w:w="28%"/>
+            <w:tcW w:type="pct" w:w="25%"/>
             <w:shd w:fill="F2F2F2" w:val="clear"/>
             <w:tcMar>
               <w:top w:type="dxa" w:w="100"/>
@@ -1804,7 +1943,7 @@
         </w:tc>
         <w:tc>
           <w:tcPr>
-            <w:tcW w:type="pct" w:w="56%"/>
+            <w:tcW w:type="pct" w:w="45%"/>
             <w:shd w:fill="F2F2F2" w:val="clear"/>
             <w:tcMar>
               <w:top w:type="dxa" w:w="100"/>
@@ -1836,61 +1975,88 @@
         </w:trPr>
         <w:tc>
           <w:tcPr>
-            <w:tcW w:type="pct" w:w="16%"/>
-            <w:shd w:fill="FFFFFF" w:val="clear"/>
-            <w:tcMar>
-              <w:top w:type="dxa" w:w="100"/>
-              <w:left w:type="dxa" w:w="110"/>
-              <w:bottom w:type="dxa" w:w="100"/>
-              <w:right w:type="dxa" w:w="110"/>
-            </w:tcMar>
-            <w:vAlign w:val="center"/>
-          </w:tcPr>
-          <w:p>
-            <w:pPr>
-              <w:spacing w:after="0" w:line="264"/>
-            </w:pPr>
-            <w:r>
-              <w:rPr>
-                <w:rFonts w:ascii="Arial" w:cs="Arial" w:eastAsia="Arial" w:hAnsi="Arial"/>
-                <w:color w:val="1A1A1A"/>
-                <w:sz w:val="18"/>
-                <w:szCs w:val="18"/>
-              </w:rPr>
-              <w:t xml:space="preserve">T — Time-bound</w:t>
-            </w:r>
-          </w:p>
-        </w:tc>
-        <w:tc>
-          <w:tcPr>
-            <w:tcW w:type="pct" w:w="28%"/>
-            <w:shd w:fill="FFFFFF" w:val="clear"/>
-            <w:tcMar>
-              <w:top w:type="dxa" w:w="100"/>
-              <w:left w:type="dxa" w:w="110"/>
-              <w:bottom w:type="dxa" w:w="100"/>
-              <w:right w:type="dxa" w:w="110"/>
-            </w:tcMar>
-            <w:vAlign w:val="center"/>
-          </w:tcPr>
-          <w:p>
-            <w:pPr>
-              <w:spacing w:after="0" w:line="264"/>
-            </w:pPr>
-            <w:r>
-              <w:rPr>
-                <w:rFonts w:ascii="Arial" w:cs="Arial" w:eastAsia="Arial" w:hAnsi="Arial"/>
-                <w:color w:val="1A1A1A"/>
-                <w:sz w:val="18"/>
-                <w:szCs w:val="18"/>
-              </w:rPr>
-              <w:t xml:space="preserve">Конкретная дата: к чекпоинту 21.11 или к защите 26.12</w:t>
-            </w:r>
-          </w:p>
-        </w:tc>
-        <w:tc>
-          <w:tcPr>
-            <w:tcW w:type="pct" w:w="56%"/>
+            <w:tcW w:type="pct" w:w="15%"/>
+            <w:shd w:fill="FFFFFF" w:val="clear"/>
+            <w:tcMar>
+              <w:top w:type="dxa" w:w="100"/>
+              <w:left w:type="dxa" w:w="110"/>
+              <w:bottom w:type="dxa" w:w="100"/>
+              <w:right w:type="dxa" w:w="110"/>
+            </w:tcMar>
+            <w:vAlign w:val="center"/>
+          </w:tcPr>
+          <w:p>
+            <w:pPr>
+              <w:spacing w:after="0" w:line="264"/>
+            </w:pPr>
+            <w:r>
+              <w:rPr>
+                <w:rFonts w:ascii="Arial" w:cs="Arial" w:eastAsia="Arial" w:hAnsi="Arial"/>
+                <w:color w:val="1A1A1A"/>
+                <w:sz w:val="18"/>
+                <w:szCs w:val="18"/>
+              </w:rPr>
+              <w:t xml:space="preserve">О — Осуществимая</w:t>
+            </w:r>
+          </w:p>
+        </w:tc>
+        <w:tc>
+          <w:tcPr>
+            <w:tcW w:type="pct" w:w="15%"/>
+            <w:shd w:fill="FFFFFF" w:val="clear"/>
+            <w:tcMar>
+              <w:top w:type="dxa" w:w="100"/>
+              <w:left w:type="dxa" w:w="110"/>
+              <w:bottom w:type="dxa" w:w="100"/>
+              <w:right w:type="dxa" w:w="110"/>
+            </w:tcMar>
+            <w:vAlign w:val="center"/>
+          </w:tcPr>
+          <w:p>
+            <w:pPr>
+              <w:spacing w:after="0" w:line="264"/>
+            </w:pPr>
+            <w:r>
+              <w:rPr>
+                <w:rFonts w:ascii="Arial" w:cs="Arial" w:eastAsia="Arial" w:hAnsi="Arial"/>
+                <w:color w:val="1A1A1A"/>
+                <w:sz w:val="18"/>
+                <w:szCs w:val="18"/>
+              </w:rPr>
+              <w:t xml:space="preserve">A — Achievable</w:t>
+            </w:r>
+          </w:p>
+        </w:tc>
+        <w:tc>
+          <w:tcPr>
+            <w:tcW w:type="pct" w:w="25%"/>
+            <w:shd w:fill="FFFFFF" w:val="clear"/>
+            <w:tcMar>
+              <w:top w:type="dxa" w:w="100"/>
+              <w:left w:type="dxa" w:w="110"/>
+              <w:bottom w:type="dxa" w:w="100"/>
+              <w:right w:type="dxa" w:w="110"/>
+            </w:tcMar>
+            <w:vAlign w:val="center"/>
+          </w:tcPr>
+          <w:p>
+            <w:pPr>
+              <w:spacing w:after="0" w:line="264"/>
+            </w:pPr>
+            <w:r>
+              <w:rPr>
+                <w:rFonts w:ascii="Arial" w:cs="Arial" w:eastAsia="Arial" w:hAnsi="Arial"/>
+                <w:color w:val="1A1A1A"/>
+                <w:sz w:val="18"/>
+                <w:szCs w:val="18"/>
+              </w:rPr>
+              <w:t xml:space="preserve">Реально силами 3–4 человек с доступными ресурсами</w:t>
+            </w:r>
+          </w:p>
+        </w:tc>
+        <w:tc>
+          <w:tcPr>
+            <w:tcW w:type="pct" w:w="45%"/>
             <w:shd w:fill="FFFFFF" w:val="clear"/>
             <w:tcMar>
               <w:top w:type="dxa" w:w="100"/>

--- a/zanyatiya/Zanyatie_02_Praktika1_Razdatka.docx
+++ b/zanyatiya/Zanyatie_02_Praktika1_Razdatka.docx
@@ -123,6 +123,8 @@
                 <w:rFonts w:ascii="Arial" w:cs="Arial" w:eastAsia="Arial" w:hAnsi="Arial"/>
                 <w:b/>
                 <w:bCs/>
+                <w:i w:val="false"/>
+                <w:iCs w:val="false"/>
                 <w:color w:val="FFFFFF"/>
                 <w:sz w:val="17"/>
                 <w:szCs w:val="17"/>
@@ -153,6 +155,8 @@
                 <w:rFonts w:ascii="Arial" w:cs="Arial" w:eastAsia="Arial" w:hAnsi="Arial"/>
                 <w:b/>
                 <w:bCs/>
+                <w:i w:val="false"/>
+                <w:iCs w:val="false"/>
                 <w:color w:val="FFFFFF"/>
                 <w:sz w:val="17"/>
                 <w:szCs w:val="17"/>
@@ -183,6 +187,8 @@
                 <w:rFonts w:ascii="Arial" w:cs="Arial" w:eastAsia="Arial" w:hAnsi="Arial"/>
                 <w:b/>
                 <w:bCs/>
+                <w:i w:val="false"/>
+                <w:iCs w:val="false"/>
                 <w:color w:val="FFFFFF"/>
                 <w:sz w:val="17"/>
                 <w:szCs w:val="17"/>
@@ -213,6 +219,8 @@
                 <w:rFonts w:ascii="Arial" w:cs="Arial" w:eastAsia="Arial" w:hAnsi="Arial"/>
                 <w:b/>
                 <w:bCs/>
+                <w:i w:val="false"/>
+                <w:iCs w:val="false"/>
                 <w:color w:val="FFFFFF"/>
                 <w:sz w:val="17"/>
                 <w:szCs w:val="17"/>
@@ -245,6 +253,8 @@
             <w:r>
               <w:rPr>
                 <w:rFonts w:ascii="Arial" w:cs="Arial" w:eastAsia="Arial" w:hAnsi="Arial"/>
+                <w:i w:val="false"/>
+                <w:iCs w:val="false"/>
                 <w:color w:val="1A1A1A"/>
                 <w:sz w:val="18"/>
                 <w:szCs w:val="18"/>
@@ -272,6 +282,8 @@
             <w:r>
               <w:rPr>
                 <w:rFonts w:ascii="Arial" w:cs="Arial" w:eastAsia="Arial" w:hAnsi="Arial"/>
+                <w:i w:val="false"/>
+                <w:iCs w:val="false"/>
                 <w:color w:val="1A1A1A"/>
                 <w:sz w:val="18"/>
                 <w:szCs w:val="18"/>
@@ -299,6 +311,8 @@
             <w:r>
               <w:rPr>
                 <w:rFonts w:ascii="Arial" w:cs="Arial" w:eastAsia="Arial" w:hAnsi="Arial"/>
+                <w:i w:val="false"/>
+                <w:iCs w:val="false"/>
                 <w:color w:val="1A1A1A"/>
                 <w:sz w:val="18"/>
                 <w:szCs w:val="18"/>
@@ -326,6 +340,8 @@
             <w:r>
               <w:rPr>
                 <w:rFonts w:ascii="Arial" w:cs="Arial" w:eastAsia="Arial" w:hAnsi="Arial"/>
+                <w:i w:val="false"/>
+                <w:iCs w:val="false"/>
                 <w:color w:val="1A1A1A"/>
                 <w:sz w:val="18"/>
                 <w:szCs w:val="18"/>
@@ -396,6 +412,8 @@
                 <w:rFonts w:ascii="Arial" w:cs="Arial" w:eastAsia="Arial" w:hAnsi="Arial"/>
                 <w:b/>
                 <w:bCs/>
+                <w:i w:val="false"/>
+                <w:iCs w:val="false"/>
                 <w:color w:val="FFFFFF"/>
                 <w:sz w:val="17"/>
                 <w:szCs w:val="17"/>
@@ -426,6 +444,8 @@
                 <w:rFonts w:ascii="Arial" w:cs="Arial" w:eastAsia="Arial" w:hAnsi="Arial"/>
                 <w:b/>
                 <w:bCs/>
+                <w:i w:val="false"/>
+                <w:iCs w:val="false"/>
                 <w:color w:val="FFFFFF"/>
                 <w:sz w:val="17"/>
                 <w:szCs w:val="17"/>
@@ -456,6 +476,8 @@
                 <w:rFonts w:ascii="Arial" w:cs="Arial" w:eastAsia="Arial" w:hAnsi="Arial"/>
                 <w:b/>
                 <w:bCs/>
+                <w:i w:val="false"/>
+                <w:iCs w:val="false"/>
                 <w:color w:val="FFFFFF"/>
                 <w:sz w:val="17"/>
                 <w:szCs w:val="17"/>
@@ -486,6 +508,8 @@
                 <w:rFonts w:ascii="Arial" w:cs="Arial" w:eastAsia="Arial" w:hAnsi="Arial"/>
                 <w:b/>
                 <w:bCs/>
+                <w:i w:val="false"/>
+                <w:iCs w:val="false"/>
                 <w:color w:val="FFFFFF"/>
                 <w:sz w:val="17"/>
                 <w:szCs w:val="17"/>
@@ -518,6 +542,8 @@
             <w:r>
               <w:rPr>
                 <w:rFonts w:ascii="Arial" w:cs="Arial" w:eastAsia="Arial" w:hAnsi="Arial"/>
+                <w:i w:val="false"/>
+                <w:iCs w:val="false"/>
                 <w:color w:val="1A1A1A"/>
                 <w:sz w:val="18"/>
                 <w:szCs w:val="18"/>
@@ -545,6 +571,8 @@
             <w:r>
               <w:rPr>
                 <w:rFonts w:ascii="Arial" w:cs="Arial" w:eastAsia="Arial" w:hAnsi="Arial"/>
+                <w:i w:val="false"/>
+                <w:iCs w:val="false"/>
                 <w:color w:val="1A1A1A"/>
                 <w:sz w:val="18"/>
                 <w:szCs w:val="18"/>
@@ -572,6 +600,8 @@
             <w:r>
               <w:rPr>
                 <w:rFonts w:ascii="Arial" w:cs="Arial" w:eastAsia="Arial" w:hAnsi="Arial"/>
+                <w:i w:val="false"/>
+                <w:iCs w:val="false"/>
                 <w:color w:val="1A1A1A"/>
                 <w:sz w:val="18"/>
                 <w:szCs w:val="18"/>
@@ -599,6 +629,8 @@
             <w:r>
               <w:rPr>
                 <w:rFonts w:ascii="Arial" w:cs="Arial" w:eastAsia="Arial" w:hAnsi="Arial"/>
+                <w:i w:val="false"/>
+                <w:iCs w:val="false"/>
                 <w:color w:val="1A1A1A"/>
                 <w:sz w:val="18"/>
                 <w:szCs w:val="18"/>
@@ -611,7 +643,7 @@
     </w:tbl>
     <w:p>
       <w:pPr>
-        <w:spacing w:after="80" w:before="200" w:line="264"/>
+        <w:spacing w:after="60" w:before="200" w:line="264"/>
       </w:pPr>
       <w:r>
         <w:rPr>
@@ -619,10 +651,24 @@
           <w:b/>
           <w:bCs/>
           <w:color w:val="1A1A1A"/>
-          <w:sz w:val="19"/>
-          <w:szCs w:val="19"/>
+          <w:sz w:val="20"/>
+          <w:szCs w:val="20"/>
         </w:rPr>
-        <w:t xml:space="preserve">Выбор одного концепта — оцените оба по критериям (0–2 балла каждый)</w:t>
+        <w:t xml:space="preserve">Выбор одного концепта</w:t>
+      </w:r>
+    </w:p>
+    <w:p>
+      <w:pPr>
+        <w:spacing w:after="80" w:before="0" w:line="264"/>
+      </w:pPr>
+      <w:r>
+        <w:rPr>
+          <w:rFonts w:ascii="Arial" w:cs="Arial" w:eastAsia="Arial" w:hAnsi="Arial"/>
+          <w:color w:val="6E6E6E"/>
+          <w:sz w:val="17"/>
+          <w:szCs w:val="17"/>
+        </w:rPr>
+        <w:t xml:space="preserve">Шкала: 0 — ответить нечем · 1 — ответ есть, но без конкретики · 2 — конкретно и проверяемо. Балл без строки обоснования не ставится.</w:t>
       </w:r>
     </w:p>
     <w:tbl>
@@ -648,7 +694,7 @@
         </w:trPr>
         <w:tc>
           <w:tcPr>
-            <w:tcW w:type="pct" w:w="40%"/>
+            <w:tcW w:type="pct" w:w="34%"/>
             <w:shd w:fill="3D3D3D" w:val="clear"/>
             <w:tcMar>
               <w:top w:type="dxa" w:w="100"/>
@@ -668,17 +714,19 @@
                 <w:rFonts w:ascii="Arial" w:cs="Arial" w:eastAsia="Arial" w:hAnsi="Arial"/>
                 <w:b/>
                 <w:bCs/>
+                <w:i w:val="false"/>
+                <w:iCs w:val="false"/>
                 <w:color w:val="FFFFFF"/>
                 <w:sz w:val="17"/>
                 <w:szCs w:val="17"/>
               </w:rPr>
-              <w:t xml:space="preserve">Критерий</w:t>
-            </w:r>
-          </w:p>
-        </w:tc>
-        <w:tc>
-          <w:tcPr>
-            <w:tcW w:type="pct" w:w="30%"/>
+              <w:t xml:space="preserve">Критерий · что писать</w:t>
+            </w:r>
+          </w:p>
+        </w:tc>
+        <w:tc>
+          <w:tcPr>
+            <w:tcW w:type="pct" w:w="33%"/>
             <w:shd w:fill="3D3D3D" w:val="clear"/>
             <w:tcMar>
               <w:top w:type="dxa" w:w="100"/>
@@ -698,17 +746,19 @@
                 <w:rFonts w:ascii="Arial" w:cs="Arial" w:eastAsia="Arial" w:hAnsi="Arial"/>
                 <w:b/>
                 <w:bCs/>
+                <w:i w:val="false"/>
+                <w:iCs w:val="false"/>
                 <w:color w:val="FFFFFF"/>
                 <w:sz w:val="17"/>
                 <w:szCs w:val="17"/>
               </w:rPr>
-              <w:t xml:space="preserve">Вектор А</w:t>
-            </w:r>
-          </w:p>
-        </w:tc>
-        <w:tc>
-          <w:tcPr>
-            <w:tcW w:type="pct" w:w="30%"/>
+              <w:t xml:space="preserve">Вектор А — обоснование и балл</w:t>
+            </w:r>
+          </w:p>
+        </w:tc>
+        <w:tc>
+          <w:tcPr>
+            <w:tcW w:type="pct" w:w="33%"/>
             <w:shd w:fill="3D3D3D" w:val="clear"/>
             <w:tcMar>
               <w:top w:type="dxa" w:w="100"/>
@@ -728,69 +778,92 @@
                 <w:rFonts w:ascii="Arial" w:cs="Arial" w:eastAsia="Arial" w:hAnsi="Arial"/>
                 <w:b/>
                 <w:bCs/>
+                <w:i w:val="false"/>
+                <w:iCs w:val="false"/>
                 <w:color w:val="FFFFFF"/>
                 <w:sz w:val="17"/>
                 <w:szCs w:val="17"/>
               </w:rPr>
-              <w:t xml:space="preserve">Вектор Б</w:t>
+              <w:t xml:space="preserve">Вектор Б — обоснование и балл</w:t>
             </w:r>
           </w:p>
         </w:tc>
       </w:tr>
       <w:tr>
         <w:trPr>
-          <w:trHeight w:val="420" w:hRule="atLeast"/>
+          <w:trHeight w:val="620" w:hRule="atLeast"/>
         </w:trPr>
         <w:tc>
           <w:tcPr>
-            <w:tcW w:type="pct" w:w="40%"/>
-            <w:shd w:fill="FFFFFF" w:val="clear"/>
-            <w:tcMar>
-              <w:top w:type="dxa" w:w="100"/>
-              <w:left w:type="dxa" w:w="110"/>
-              <w:bottom w:type="dxa" w:w="100"/>
-              <w:right w:type="dxa" w:w="110"/>
-            </w:tcMar>
-            <w:vAlign w:val="center"/>
-          </w:tcPr>
-          <w:p>
-            <w:pPr>
-              <w:spacing w:after="0" w:line="264"/>
-            </w:pPr>
-            <w:r>
-              <w:rPr>
-                <w:rFonts w:ascii="Arial" w:cs="Arial" w:eastAsia="Arial" w:hAnsi="Arial"/>
-                <w:color w:val="1A1A1A"/>
-                <w:sz w:val="18"/>
-                <w:szCs w:val="18"/>
+            <w:tcW w:type="pct" w:w="34%"/>
+            <w:shd w:fill="FFFFFF" w:val="clear"/>
+            <w:tcMar>
+              <w:top w:type="dxa" w:w="100"/>
+              <w:left w:type="dxa" w:w="110"/>
+              <w:bottom w:type="dxa" w:w="100"/>
+              <w:right w:type="dxa" w:w="110"/>
+            </w:tcMar>
+            <w:vAlign w:val="center"/>
+          </w:tcPr>
+          <w:p>
+            <w:pPr>
+              <w:spacing w:after="0" w:line="264"/>
+            </w:pPr>
+            <w:r>
+              <w:rPr>
+                <w:rFonts w:ascii="Arial" w:cs="Arial" w:eastAsia="Arial" w:hAnsi="Arial"/>
+                <w:i w:val="false"/>
+                <w:iCs w:val="false"/>
+                <w:color w:val="1A1A1A"/>
+                <w:sz w:val="17"/>
+                <w:szCs w:val="17"/>
               </w:rPr>
               <w:t xml:space="preserve">Актуальность</w:t>
             </w:r>
           </w:p>
-        </w:tc>
-        <w:tc>
-          <w:tcPr>
-            <w:tcW w:type="pct" w:w="30%"/>
-            <w:shd w:fill="FFFFFF" w:val="clear"/>
-            <w:tcMar>
-              <w:top w:type="dxa" w:w="100"/>
-              <w:left w:type="dxa" w:w="110"/>
-              <w:bottom w:type="dxa" w:w="100"/>
-              <w:right w:type="dxa" w:w="110"/>
-            </w:tcMar>
-            <w:vAlign w:val="center"/>
-          </w:tcPr>
-          <w:p>
-            <w:pPr>
-              <w:spacing w:after="0" w:line="264"/>
-              <w:jc w:val="center"/>
-            </w:pPr>
-            <w:r>
-              <w:rPr>
-                <w:rFonts w:ascii="Arial" w:cs="Arial" w:eastAsia="Arial" w:hAnsi="Arial"/>
-                <w:color w:val="1A1A1A"/>
-                <w:sz w:val="18"/>
-                <w:szCs w:val="18"/>
+          <w:p>
+            <w:pPr>
+              <w:spacing w:after="0" w:line="264"/>
+            </w:pPr>
+            <w:r>
+              <w:rPr>
+                <w:rFonts w:ascii="Arial" w:cs="Arial" w:eastAsia="Arial" w:hAnsi="Arial"/>
+                <w:b w:val="false"/>
+                <w:bCs w:val="false"/>
+                <w:i/>
+                <w:iCs/>
+                <w:color w:val="6E6E6E"/>
+                <w:sz w:val="15"/>
+                <w:szCs w:val="15"/>
+              </w:rPr>
+              <w:t xml:space="preserve">Проблема есть у [кто], возникает [как часто], стоит им [время / деньги / риск]</w:t>
+            </w:r>
+          </w:p>
+        </w:tc>
+        <w:tc>
+          <w:tcPr>
+            <w:tcW w:type="pct" w:w="33%"/>
+            <w:shd w:fill="FFFFFF" w:val="clear"/>
+            <w:tcMar>
+              <w:top w:type="dxa" w:w="100"/>
+              <w:left w:type="dxa" w:w="110"/>
+              <w:bottom w:type="dxa" w:w="100"/>
+              <w:right w:type="dxa" w:w="110"/>
+            </w:tcMar>
+            <w:vAlign w:val="center"/>
+          </w:tcPr>
+          <w:p>
+            <w:pPr>
+              <w:spacing w:after="0" w:line="264"/>
+            </w:pPr>
+            <w:r>
+              <w:rPr>
+                <w:rFonts w:ascii="Arial" w:cs="Arial" w:eastAsia="Arial" w:hAnsi="Arial"/>
+                <w:i w:val="false"/>
+                <w:iCs w:val="false"/>
+                <w:color w:val="1A1A1A"/>
+                <w:sz w:val="17"/>
+                <w:szCs w:val="17"/>
               </w:rPr>
               <w:t xml:space="preserve"/>
             </w:r>
@@ -798,27 +871,28 @@
         </w:tc>
         <w:tc>
           <w:tcPr>
-            <w:tcW w:type="pct" w:w="30%"/>
-            <w:shd w:fill="FFFFFF" w:val="clear"/>
-            <w:tcMar>
-              <w:top w:type="dxa" w:w="100"/>
-              <w:left w:type="dxa" w:w="110"/>
-              <w:bottom w:type="dxa" w:w="100"/>
-              <w:right w:type="dxa" w:w="110"/>
-            </w:tcMar>
-            <w:vAlign w:val="center"/>
-          </w:tcPr>
-          <w:p>
-            <w:pPr>
-              <w:spacing w:after="0" w:line="264"/>
-              <w:jc w:val="center"/>
-            </w:pPr>
-            <w:r>
-              <w:rPr>
-                <w:rFonts w:ascii="Arial" w:cs="Arial" w:eastAsia="Arial" w:hAnsi="Arial"/>
-                <w:color w:val="1A1A1A"/>
-                <w:sz w:val="18"/>
-                <w:szCs w:val="18"/>
+            <w:tcW w:type="pct" w:w="33%"/>
+            <w:shd w:fill="FFFFFF" w:val="clear"/>
+            <w:tcMar>
+              <w:top w:type="dxa" w:w="100"/>
+              <w:left w:type="dxa" w:w="110"/>
+              <w:bottom w:type="dxa" w:w="100"/>
+              <w:right w:type="dxa" w:w="110"/>
+            </w:tcMar>
+            <w:vAlign w:val="center"/>
+          </w:tcPr>
+          <w:p>
+            <w:pPr>
+              <w:spacing w:after="0" w:line="264"/>
+            </w:pPr>
+            <w:r>
+              <w:rPr>
+                <w:rFonts w:ascii="Arial" w:cs="Arial" w:eastAsia="Arial" w:hAnsi="Arial"/>
+                <w:i w:val="false"/>
+                <w:iCs w:val="false"/>
+                <w:color w:val="1A1A1A"/>
+                <w:sz w:val="17"/>
+                <w:szCs w:val="17"/>
               </w:rPr>
               <w:t xml:space="preserve"/>
             </w:r>
@@ -827,58 +901,79 @@
       </w:tr>
       <w:tr>
         <w:trPr>
-          <w:trHeight w:val="420" w:hRule="atLeast"/>
+          <w:trHeight w:val="620" w:hRule="atLeast"/>
         </w:trPr>
         <w:tc>
           <w:tcPr>
-            <w:tcW w:type="pct" w:w="40%"/>
-            <w:shd w:fill="FFFFFF" w:val="clear"/>
-            <w:tcMar>
-              <w:top w:type="dxa" w:w="100"/>
-              <w:left w:type="dxa" w:w="110"/>
-              <w:bottom w:type="dxa" w:w="100"/>
-              <w:right w:type="dxa" w:w="110"/>
-            </w:tcMar>
-            <w:vAlign w:val="center"/>
-          </w:tcPr>
-          <w:p>
-            <w:pPr>
-              <w:spacing w:after="0" w:line="264"/>
-            </w:pPr>
-            <w:r>
-              <w:rPr>
-                <w:rFonts w:ascii="Arial" w:cs="Arial" w:eastAsia="Arial" w:hAnsi="Arial"/>
-                <w:color w:val="1A1A1A"/>
-                <w:sz w:val="18"/>
-                <w:szCs w:val="18"/>
+            <w:tcW w:type="pct" w:w="34%"/>
+            <w:shd w:fill="FFFFFF" w:val="clear"/>
+            <w:tcMar>
+              <w:top w:type="dxa" w:w="100"/>
+              <w:left w:type="dxa" w:w="110"/>
+              <w:bottom w:type="dxa" w:w="100"/>
+              <w:right w:type="dxa" w:w="110"/>
+            </w:tcMar>
+            <w:vAlign w:val="center"/>
+          </w:tcPr>
+          <w:p>
+            <w:pPr>
+              <w:spacing w:after="0" w:line="264"/>
+            </w:pPr>
+            <w:r>
+              <w:rPr>
+                <w:rFonts w:ascii="Arial" w:cs="Arial" w:eastAsia="Arial" w:hAnsi="Arial"/>
+                <w:i w:val="false"/>
+                <w:iCs w:val="false"/>
+                <w:color w:val="1A1A1A"/>
+                <w:sz w:val="17"/>
+                <w:szCs w:val="17"/>
               </w:rPr>
               <w:t xml:space="preserve">Реализуемость</w:t>
             </w:r>
           </w:p>
-        </w:tc>
-        <w:tc>
-          <w:tcPr>
-            <w:tcW w:type="pct" w:w="30%"/>
-            <w:shd w:fill="FFFFFF" w:val="clear"/>
-            <w:tcMar>
-              <w:top w:type="dxa" w:w="100"/>
-              <w:left w:type="dxa" w:w="110"/>
-              <w:bottom w:type="dxa" w:w="100"/>
-              <w:right w:type="dxa" w:w="110"/>
-            </w:tcMar>
-            <w:vAlign w:val="center"/>
-          </w:tcPr>
-          <w:p>
-            <w:pPr>
-              <w:spacing w:after="0" w:line="264"/>
-              <w:jc w:val="center"/>
-            </w:pPr>
-            <w:r>
-              <w:rPr>
-                <w:rFonts w:ascii="Arial" w:cs="Arial" w:eastAsia="Arial" w:hAnsi="Arial"/>
-                <w:color w:val="1A1A1A"/>
-                <w:sz w:val="18"/>
-                <w:szCs w:val="18"/>
+          <w:p>
+            <w:pPr>
+              <w:spacing w:after="0" w:line="264"/>
+            </w:pPr>
+            <w:r>
+              <w:rPr>
+                <w:rFonts w:ascii="Arial" w:cs="Arial" w:eastAsia="Arial" w:hAnsi="Arial"/>
+                <w:b w:val="false"/>
+                <w:bCs w:val="false"/>
+                <w:i/>
+                <w:iCs/>
+                <w:color w:val="6E6E6E"/>
+                <w:sz w:val="15"/>
+                <w:szCs w:val="15"/>
+              </w:rPr>
+              <w:t xml:space="preserve">За семестр силами 3–4 чел.; нужно [что], и это [есть / искать / нет]</w:t>
+            </w:r>
+          </w:p>
+        </w:tc>
+        <w:tc>
+          <w:tcPr>
+            <w:tcW w:type="pct" w:w="33%"/>
+            <w:shd w:fill="FFFFFF" w:val="clear"/>
+            <w:tcMar>
+              <w:top w:type="dxa" w:w="100"/>
+              <w:left w:type="dxa" w:w="110"/>
+              <w:bottom w:type="dxa" w:w="100"/>
+              <w:right w:type="dxa" w:w="110"/>
+            </w:tcMar>
+            <w:vAlign w:val="center"/>
+          </w:tcPr>
+          <w:p>
+            <w:pPr>
+              <w:spacing w:after="0" w:line="264"/>
+            </w:pPr>
+            <w:r>
+              <w:rPr>
+                <w:rFonts w:ascii="Arial" w:cs="Arial" w:eastAsia="Arial" w:hAnsi="Arial"/>
+                <w:i w:val="false"/>
+                <w:iCs w:val="false"/>
+                <w:color w:val="1A1A1A"/>
+                <w:sz w:val="17"/>
+                <w:szCs w:val="17"/>
               </w:rPr>
               <w:t xml:space="preserve"/>
             </w:r>
@@ -886,27 +981,28 @@
         </w:tc>
         <w:tc>
           <w:tcPr>
-            <w:tcW w:type="pct" w:w="30%"/>
-            <w:shd w:fill="FFFFFF" w:val="clear"/>
-            <w:tcMar>
-              <w:top w:type="dxa" w:w="100"/>
-              <w:left w:type="dxa" w:w="110"/>
-              <w:bottom w:type="dxa" w:w="100"/>
-              <w:right w:type="dxa" w:w="110"/>
-            </w:tcMar>
-            <w:vAlign w:val="center"/>
-          </w:tcPr>
-          <w:p>
-            <w:pPr>
-              <w:spacing w:after="0" w:line="264"/>
-              <w:jc w:val="center"/>
-            </w:pPr>
-            <w:r>
-              <w:rPr>
-                <w:rFonts w:ascii="Arial" w:cs="Arial" w:eastAsia="Arial" w:hAnsi="Arial"/>
-                <w:color w:val="1A1A1A"/>
-                <w:sz w:val="18"/>
-                <w:szCs w:val="18"/>
+            <w:tcW w:type="pct" w:w="33%"/>
+            <w:shd w:fill="FFFFFF" w:val="clear"/>
+            <w:tcMar>
+              <w:top w:type="dxa" w:w="100"/>
+              <w:left w:type="dxa" w:w="110"/>
+              <w:bottom w:type="dxa" w:w="100"/>
+              <w:right w:type="dxa" w:w="110"/>
+            </w:tcMar>
+            <w:vAlign w:val="center"/>
+          </w:tcPr>
+          <w:p>
+            <w:pPr>
+              <w:spacing w:after="0" w:line="264"/>
+            </w:pPr>
+            <w:r>
+              <w:rPr>
+                <w:rFonts w:ascii="Arial" w:cs="Arial" w:eastAsia="Arial" w:hAnsi="Arial"/>
+                <w:i w:val="false"/>
+                <w:iCs w:val="false"/>
+                <w:color w:val="1A1A1A"/>
+                <w:sz w:val="17"/>
+                <w:szCs w:val="17"/>
               </w:rPr>
               <w:t xml:space="preserve"/>
             </w:r>
@@ -915,58 +1011,79 @@
       </w:tr>
       <w:tr>
         <w:trPr>
-          <w:trHeight w:val="420" w:hRule="atLeast"/>
+          <w:trHeight w:val="620" w:hRule="atLeast"/>
         </w:trPr>
         <w:tc>
           <w:tcPr>
-            <w:tcW w:type="pct" w:w="40%"/>
-            <w:shd w:fill="FFFFFF" w:val="clear"/>
-            <w:tcMar>
-              <w:top w:type="dxa" w:w="100"/>
-              <w:left w:type="dxa" w:w="110"/>
-              <w:bottom w:type="dxa" w:w="100"/>
-              <w:right w:type="dxa" w:w="110"/>
-            </w:tcMar>
-            <w:vAlign w:val="center"/>
-          </w:tcPr>
-          <w:p>
-            <w:pPr>
-              <w:spacing w:after="0" w:line="264"/>
-            </w:pPr>
-            <w:r>
-              <w:rPr>
-                <w:rFonts w:ascii="Arial" w:cs="Arial" w:eastAsia="Arial" w:hAnsi="Arial"/>
-                <w:color w:val="1A1A1A"/>
-                <w:sz w:val="18"/>
-                <w:szCs w:val="18"/>
+            <w:tcW w:type="pct" w:w="34%"/>
+            <w:shd w:fill="FFFFFF" w:val="clear"/>
+            <w:tcMar>
+              <w:top w:type="dxa" w:w="100"/>
+              <w:left w:type="dxa" w:w="110"/>
+              <w:bottom w:type="dxa" w:w="100"/>
+              <w:right w:type="dxa" w:w="110"/>
+            </w:tcMar>
+            <w:vAlign w:val="center"/>
+          </w:tcPr>
+          <w:p>
+            <w:pPr>
+              <w:spacing w:after="0" w:line="264"/>
+            </w:pPr>
+            <w:r>
+              <w:rPr>
+                <w:rFonts w:ascii="Arial" w:cs="Arial" w:eastAsia="Arial" w:hAnsi="Arial"/>
+                <w:i w:val="false"/>
+                <w:iCs w:val="false"/>
+                <w:color w:val="1A1A1A"/>
+                <w:sz w:val="17"/>
+                <w:szCs w:val="17"/>
               </w:rPr>
               <w:t xml:space="preserve">Измеримость</w:t>
             </w:r>
           </w:p>
-        </w:tc>
-        <w:tc>
-          <w:tcPr>
-            <w:tcW w:type="pct" w:w="30%"/>
-            <w:shd w:fill="FFFFFF" w:val="clear"/>
-            <w:tcMar>
-              <w:top w:type="dxa" w:w="100"/>
-              <w:left w:type="dxa" w:w="110"/>
-              <w:bottom w:type="dxa" w:w="100"/>
-              <w:right w:type="dxa" w:w="110"/>
-            </w:tcMar>
-            <w:vAlign w:val="center"/>
-          </w:tcPr>
-          <w:p>
-            <w:pPr>
-              <w:spacing w:after="0" w:line="264"/>
-              <w:jc w:val="center"/>
-            </w:pPr>
-            <w:r>
-              <w:rPr>
-                <w:rFonts w:ascii="Arial" w:cs="Arial" w:eastAsia="Arial" w:hAnsi="Arial"/>
-                <w:color w:val="1A1A1A"/>
-                <w:sz w:val="18"/>
-                <w:szCs w:val="18"/>
+          <w:p>
+            <w:pPr>
+              <w:spacing w:after="0" w:line="264"/>
+            </w:pPr>
+            <w:r>
+              <w:rPr>
+                <w:rFonts w:ascii="Arial" w:cs="Arial" w:eastAsia="Arial" w:hAnsi="Arial"/>
+                <w:b w:val="false"/>
+                <w:bCs w:val="false"/>
+                <w:i/>
+                <w:iCs/>
+                <w:color w:val="6E6E6E"/>
+                <w:sz w:val="15"/>
+                <w:szCs w:val="15"/>
+              </w:rPr>
+              <w:t xml:space="preserve">Успех — это [величина] [единицы], измеряем [чем] [когда]</w:t>
+            </w:r>
+          </w:p>
+        </w:tc>
+        <w:tc>
+          <w:tcPr>
+            <w:tcW w:type="pct" w:w="33%"/>
+            <w:shd w:fill="FFFFFF" w:val="clear"/>
+            <w:tcMar>
+              <w:top w:type="dxa" w:w="100"/>
+              <w:left w:type="dxa" w:w="110"/>
+              <w:bottom w:type="dxa" w:w="100"/>
+              <w:right w:type="dxa" w:w="110"/>
+            </w:tcMar>
+            <w:vAlign w:val="center"/>
+          </w:tcPr>
+          <w:p>
+            <w:pPr>
+              <w:spacing w:after="0" w:line="264"/>
+            </w:pPr>
+            <w:r>
+              <w:rPr>
+                <w:rFonts w:ascii="Arial" w:cs="Arial" w:eastAsia="Arial" w:hAnsi="Arial"/>
+                <w:i w:val="false"/>
+                <w:iCs w:val="false"/>
+                <w:color w:val="1A1A1A"/>
+                <w:sz w:val="17"/>
+                <w:szCs w:val="17"/>
               </w:rPr>
               <w:t xml:space="preserve"/>
             </w:r>
@@ -974,27 +1091,28 @@
         </w:tc>
         <w:tc>
           <w:tcPr>
-            <w:tcW w:type="pct" w:w="30%"/>
-            <w:shd w:fill="FFFFFF" w:val="clear"/>
-            <w:tcMar>
-              <w:top w:type="dxa" w:w="100"/>
-              <w:left w:type="dxa" w:w="110"/>
-              <w:bottom w:type="dxa" w:w="100"/>
-              <w:right w:type="dxa" w:w="110"/>
-            </w:tcMar>
-            <w:vAlign w:val="center"/>
-          </w:tcPr>
-          <w:p>
-            <w:pPr>
-              <w:spacing w:after="0" w:line="264"/>
-              <w:jc w:val="center"/>
-            </w:pPr>
-            <w:r>
-              <w:rPr>
-                <w:rFonts w:ascii="Arial" w:cs="Arial" w:eastAsia="Arial" w:hAnsi="Arial"/>
-                <w:color w:val="1A1A1A"/>
-                <w:sz w:val="18"/>
-                <w:szCs w:val="18"/>
+            <w:tcW w:type="pct" w:w="33%"/>
+            <w:shd w:fill="FFFFFF" w:val="clear"/>
+            <w:tcMar>
+              <w:top w:type="dxa" w:w="100"/>
+              <w:left w:type="dxa" w:w="110"/>
+              <w:bottom w:type="dxa" w:w="100"/>
+              <w:right w:type="dxa" w:w="110"/>
+            </w:tcMar>
+            <w:vAlign w:val="center"/>
+          </w:tcPr>
+          <w:p>
+            <w:pPr>
+              <w:spacing w:after="0" w:line="264"/>
+            </w:pPr>
+            <w:r>
+              <w:rPr>
+                <w:rFonts w:ascii="Arial" w:cs="Arial" w:eastAsia="Arial" w:hAnsi="Arial"/>
+                <w:i w:val="false"/>
+                <w:iCs w:val="false"/>
+                <w:color w:val="1A1A1A"/>
+                <w:sz w:val="17"/>
+                <w:szCs w:val="17"/>
               </w:rPr>
               <w:t xml:space="preserve"/>
             </w:r>
@@ -1003,58 +1121,79 @@
       </w:tr>
       <w:tr>
         <w:trPr>
-          <w:trHeight w:val="420" w:hRule="atLeast"/>
+          <w:trHeight w:val="620" w:hRule="atLeast"/>
         </w:trPr>
         <w:tc>
           <w:tcPr>
-            <w:tcW w:type="pct" w:w="40%"/>
-            <w:shd w:fill="FFFFFF" w:val="clear"/>
-            <w:tcMar>
-              <w:top w:type="dxa" w:w="100"/>
-              <w:left w:type="dxa" w:w="110"/>
-              <w:bottom w:type="dxa" w:w="100"/>
-              <w:right w:type="dxa" w:w="110"/>
-            </w:tcMar>
-            <w:vAlign w:val="center"/>
-          </w:tcPr>
-          <w:p>
-            <w:pPr>
-              <w:spacing w:after="0" w:line="264"/>
-            </w:pPr>
-            <w:r>
-              <w:rPr>
-                <w:rFonts w:ascii="Arial" w:cs="Arial" w:eastAsia="Arial" w:hAnsi="Arial"/>
-                <w:color w:val="1A1A1A"/>
-                <w:sz w:val="18"/>
-                <w:szCs w:val="18"/>
+            <w:tcW w:type="pct" w:w="34%"/>
+            <w:shd w:fill="FFFFFF" w:val="clear"/>
+            <w:tcMar>
+              <w:top w:type="dxa" w:w="100"/>
+              <w:left w:type="dxa" w:w="110"/>
+              <w:bottom w:type="dxa" w:w="100"/>
+              <w:right w:type="dxa" w:w="110"/>
+            </w:tcMar>
+            <w:vAlign w:val="center"/>
+          </w:tcPr>
+          <w:p>
+            <w:pPr>
+              <w:spacing w:after="0" w:line="264"/>
+            </w:pPr>
+            <w:r>
+              <w:rPr>
+                <w:rFonts w:ascii="Arial" w:cs="Arial" w:eastAsia="Arial" w:hAnsi="Arial"/>
+                <w:i w:val="false"/>
+                <w:iCs w:val="false"/>
+                <w:color w:val="1A1A1A"/>
+                <w:sz w:val="17"/>
+                <w:szCs w:val="17"/>
               </w:rPr>
               <w:t xml:space="preserve">Новизна</w:t>
             </w:r>
           </w:p>
-        </w:tc>
-        <w:tc>
-          <w:tcPr>
-            <w:tcW w:type="pct" w:w="30%"/>
-            <w:shd w:fill="FFFFFF" w:val="clear"/>
-            <w:tcMar>
-              <w:top w:type="dxa" w:w="100"/>
-              <w:left w:type="dxa" w:w="110"/>
-              <w:bottom w:type="dxa" w:w="100"/>
-              <w:right w:type="dxa" w:w="110"/>
-            </w:tcMar>
-            <w:vAlign w:val="center"/>
-          </w:tcPr>
-          <w:p>
-            <w:pPr>
-              <w:spacing w:after="0" w:line="264"/>
-              <w:jc w:val="center"/>
-            </w:pPr>
-            <w:r>
-              <w:rPr>
-                <w:rFonts w:ascii="Arial" w:cs="Arial" w:eastAsia="Arial" w:hAnsi="Arial"/>
-                <w:color w:val="1A1A1A"/>
-                <w:sz w:val="18"/>
-                <w:szCs w:val="18"/>
+          <w:p>
+            <w:pPr>
+              <w:spacing w:after="0" w:line="264"/>
+            </w:pPr>
+            <w:r>
+              <w:rPr>
+                <w:rFonts w:ascii="Arial" w:cs="Arial" w:eastAsia="Arial" w:hAnsi="Arial"/>
+                <w:b w:val="false"/>
+                <w:bCs w:val="false"/>
+                <w:i/>
+                <w:iCs/>
+                <w:color w:val="6E6E6E"/>
+                <w:sz w:val="15"/>
+                <w:szCs w:val="15"/>
+              </w:rPr>
+              <w:t xml:space="preserve">Похожие решения: [какие]. Отличаемся [чем]</w:t>
+            </w:r>
+          </w:p>
+        </w:tc>
+        <w:tc>
+          <w:tcPr>
+            <w:tcW w:type="pct" w:w="33%"/>
+            <w:shd w:fill="FFFFFF" w:val="clear"/>
+            <w:tcMar>
+              <w:top w:type="dxa" w:w="100"/>
+              <w:left w:type="dxa" w:w="110"/>
+              <w:bottom w:type="dxa" w:w="100"/>
+              <w:right w:type="dxa" w:w="110"/>
+            </w:tcMar>
+            <w:vAlign w:val="center"/>
+          </w:tcPr>
+          <w:p>
+            <w:pPr>
+              <w:spacing w:after="0" w:line="264"/>
+            </w:pPr>
+            <w:r>
+              <w:rPr>
+                <w:rFonts w:ascii="Arial" w:cs="Arial" w:eastAsia="Arial" w:hAnsi="Arial"/>
+                <w:i w:val="false"/>
+                <w:iCs w:val="false"/>
+                <w:color w:val="1A1A1A"/>
+                <w:sz w:val="17"/>
+                <w:szCs w:val="17"/>
               </w:rPr>
               <w:t xml:space="preserve"/>
             </w:r>
@@ -1062,27 +1201,28 @@
         </w:tc>
         <w:tc>
           <w:tcPr>
-            <w:tcW w:type="pct" w:w="30%"/>
-            <w:shd w:fill="FFFFFF" w:val="clear"/>
-            <w:tcMar>
-              <w:top w:type="dxa" w:w="100"/>
-              <w:left w:type="dxa" w:w="110"/>
-              <w:bottom w:type="dxa" w:w="100"/>
-              <w:right w:type="dxa" w:w="110"/>
-            </w:tcMar>
-            <w:vAlign w:val="center"/>
-          </w:tcPr>
-          <w:p>
-            <w:pPr>
-              <w:spacing w:after="0" w:line="264"/>
-              <w:jc w:val="center"/>
-            </w:pPr>
-            <w:r>
-              <w:rPr>
-                <w:rFonts w:ascii="Arial" w:cs="Arial" w:eastAsia="Arial" w:hAnsi="Arial"/>
-                <w:color w:val="1A1A1A"/>
-                <w:sz w:val="18"/>
-                <w:szCs w:val="18"/>
+            <w:tcW w:type="pct" w:w="33%"/>
+            <w:shd w:fill="FFFFFF" w:val="clear"/>
+            <w:tcMar>
+              <w:top w:type="dxa" w:w="100"/>
+              <w:left w:type="dxa" w:w="110"/>
+              <w:bottom w:type="dxa" w:w="100"/>
+              <w:right w:type="dxa" w:w="110"/>
+            </w:tcMar>
+            <w:vAlign w:val="center"/>
+          </w:tcPr>
+          <w:p>
+            <w:pPr>
+              <w:spacing w:after="0" w:line="264"/>
+            </w:pPr>
+            <w:r>
+              <w:rPr>
+                <w:rFonts w:ascii="Arial" w:cs="Arial" w:eastAsia="Arial" w:hAnsi="Arial"/>
+                <w:i w:val="false"/>
+                <w:iCs w:val="false"/>
+                <w:color w:val="1A1A1A"/>
+                <w:sz w:val="17"/>
+                <w:szCs w:val="17"/>
               </w:rPr>
               <w:t xml:space="preserve"/>
             </w:r>
@@ -1091,58 +1231,61 @@
       </w:tr>
       <w:tr>
         <w:trPr>
-          <w:trHeight w:val="420" w:hRule="atLeast"/>
+          <w:trHeight w:val="620" w:hRule="atLeast"/>
         </w:trPr>
         <w:tc>
           <w:tcPr>
-            <w:tcW w:type="pct" w:w="40%"/>
-            <w:shd w:fill="FFFFFF" w:val="clear"/>
-            <w:tcMar>
-              <w:top w:type="dxa" w:w="100"/>
-              <w:left w:type="dxa" w:w="110"/>
-              <w:bottom w:type="dxa" w:w="100"/>
-              <w:right w:type="dxa" w:w="110"/>
-            </w:tcMar>
-            <w:vAlign w:val="center"/>
-          </w:tcPr>
-          <w:p>
-            <w:pPr>
-              <w:spacing w:after="0" w:line="264"/>
-            </w:pPr>
-            <w:r>
-              <w:rPr>
-                <w:rFonts w:ascii="Arial" w:cs="Arial" w:eastAsia="Arial" w:hAnsi="Arial"/>
-                <w:color w:val="1A1A1A"/>
-                <w:sz w:val="18"/>
-                <w:szCs w:val="18"/>
-              </w:rPr>
-              <w:t xml:space="preserve">Сумма</w:t>
-            </w:r>
-          </w:p>
-        </w:tc>
-        <w:tc>
-          <w:tcPr>
-            <w:tcW w:type="pct" w:w="30%"/>
-            <w:shd w:fill="FFFFFF" w:val="clear"/>
-            <w:tcMar>
-              <w:top w:type="dxa" w:w="100"/>
-              <w:left w:type="dxa" w:w="110"/>
-              <w:bottom w:type="dxa" w:w="100"/>
-              <w:right w:type="dxa" w:w="110"/>
-            </w:tcMar>
-            <w:vAlign w:val="center"/>
-          </w:tcPr>
-          <w:p>
-            <w:pPr>
-              <w:spacing w:after="0" w:line="264"/>
-              <w:jc w:val="center"/>
-            </w:pPr>
-            <w:r>
-              <w:rPr>
-                <w:rFonts w:ascii="Arial" w:cs="Arial" w:eastAsia="Arial" w:hAnsi="Arial"/>
-                <w:color w:val="1A1A1A"/>
-                <w:sz w:val="18"/>
-                <w:szCs w:val="18"/>
+            <w:tcW w:type="pct" w:w="34%"/>
+            <w:shd w:fill="FFFFFF" w:val="clear"/>
+            <w:tcMar>
+              <w:top w:type="dxa" w:w="100"/>
+              <w:left w:type="dxa" w:w="110"/>
+              <w:bottom w:type="dxa" w:w="100"/>
+              <w:right w:type="dxa" w:w="110"/>
+            </w:tcMar>
+            <w:vAlign w:val="center"/>
+          </w:tcPr>
+          <w:p>
+            <w:pPr>
+              <w:spacing w:after="0" w:line="264"/>
+            </w:pPr>
+            <w:r>
+              <w:rPr>
+                <w:rFonts w:ascii="Arial" w:cs="Arial" w:eastAsia="Arial" w:hAnsi="Arial"/>
+                <w:i w:val="false"/>
+                <w:iCs w:val="false"/>
+                <w:color w:val="1A1A1A"/>
+                <w:sz w:val="17"/>
+                <w:szCs w:val="17"/>
+              </w:rPr>
+              <w:t xml:space="preserve">СУММА (максимум 8)</w:t>
+            </w:r>
+          </w:p>
+        </w:tc>
+        <w:tc>
+          <w:tcPr>
+            <w:tcW w:type="pct" w:w="33%"/>
+            <w:shd w:fill="FFFFFF" w:val="clear"/>
+            <w:tcMar>
+              <w:top w:type="dxa" w:w="100"/>
+              <w:left w:type="dxa" w:w="110"/>
+              <w:bottom w:type="dxa" w:w="100"/>
+              <w:right w:type="dxa" w:w="110"/>
+            </w:tcMar>
+            <w:vAlign w:val="center"/>
+          </w:tcPr>
+          <w:p>
+            <w:pPr>
+              <w:spacing w:after="0" w:line="264"/>
+            </w:pPr>
+            <w:r>
+              <w:rPr>
+                <w:rFonts w:ascii="Arial" w:cs="Arial" w:eastAsia="Arial" w:hAnsi="Arial"/>
+                <w:i w:val="false"/>
+                <w:iCs w:val="false"/>
+                <w:color w:val="1A1A1A"/>
+                <w:sz w:val="17"/>
+                <w:szCs w:val="17"/>
               </w:rPr>
               <w:t xml:space="preserve"/>
             </w:r>
@@ -1150,27 +1293,28 @@
         </w:tc>
         <w:tc>
           <w:tcPr>
-            <w:tcW w:type="pct" w:w="30%"/>
-            <w:shd w:fill="FFFFFF" w:val="clear"/>
-            <w:tcMar>
-              <w:top w:type="dxa" w:w="100"/>
-              <w:left w:type="dxa" w:w="110"/>
-              <w:bottom w:type="dxa" w:w="100"/>
-              <w:right w:type="dxa" w:w="110"/>
-            </w:tcMar>
-            <w:vAlign w:val="center"/>
-          </w:tcPr>
-          <w:p>
-            <w:pPr>
-              <w:spacing w:after="0" w:line="264"/>
-              <w:jc w:val="center"/>
-            </w:pPr>
-            <w:r>
-              <w:rPr>
-                <w:rFonts w:ascii="Arial" w:cs="Arial" w:eastAsia="Arial" w:hAnsi="Arial"/>
-                <w:color w:val="1A1A1A"/>
-                <w:sz w:val="18"/>
-                <w:szCs w:val="18"/>
+            <w:tcW w:type="pct" w:w="33%"/>
+            <w:shd w:fill="FFFFFF" w:val="clear"/>
+            <w:tcMar>
+              <w:top w:type="dxa" w:w="100"/>
+              <w:left w:type="dxa" w:w="110"/>
+              <w:bottom w:type="dxa" w:w="100"/>
+              <w:right w:type="dxa" w:w="110"/>
+            </w:tcMar>
+            <w:vAlign w:val="center"/>
+          </w:tcPr>
+          <w:p>
+            <w:pPr>
+              <w:spacing w:after="0" w:line="264"/>
+            </w:pPr>
+            <w:r>
+              <w:rPr>
+                <w:rFonts w:ascii="Arial" w:cs="Arial" w:eastAsia="Arial" w:hAnsi="Arial"/>
+                <w:i w:val="false"/>
+                <w:iCs w:val="false"/>
+                <w:color w:val="1A1A1A"/>
+                <w:sz w:val="17"/>
+                <w:szCs w:val="17"/>
               </w:rPr>
               <w:t xml:space="preserve"/>
             </w:r>
@@ -1180,7 +1324,21 @@
     </w:tbl>
     <w:p>
       <w:pPr>
-        <w:spacing w:after="0" w:before="130" w:line="264"/>
+        <w:spacing w:after="70" w:before="70" w:line="264"/>
+      </w:pPr>
+      <w:r>
+        <w:rPr>
+          <w:rFonts w:ascii="Arial" w:cs="Arial" w:eastAsia="Arial" w:hAnsi="Arial"/>
+          <w:color w:val="6E6E6E"/>
+          <w:sz w:val="17"/>
+          <w:szCs w:val="17"/>
+        </w:rPr>
+        <w:t xml:space="preserve">Концепт с нулём по «реализуемости» не выбирается, даже если сумма больше.</w:t>
+      </w:r>
+    </w:p>
+    <w:p>
+      <w:pPr>
+        <w:spacing w:after="0" w:before="90" w:line="264"/>
       </w:pPr>
       <w:r>
         <w:rPr>
@@ -1371,7 +1529,7 @@
           <w:sz w:val="20"/>
           <w:szCs w:val="20"/>
         </w:rPr>
-        <w:t xml:space="preserve">Разверните цель ЧИСТО (русский вариант SMART) — каждая буква отдельной строкой, конкретно, без общих слов.</w:t>
+        <w:t xml:space="preserve">Разверните цель по SMART — каждая буква отдельной строкой, конкретно, без общих слов.</w:t>
       </w:r>
     </w:p>
     <w:tbl>
@@ -1418,11 +1576,13 @@
                 <w:rFonts w:ascii="Arial" w:cs="Arial" w:eastAsia="Arial" w:hAnsi="Arial"/>
                 <w:b/>
                 <w:bCs/>
+                <w:i w:val="false"/>
+                <w:iCs w:val="false"/>
                 <w:color w:val="FFFFFF"/>
                 <w:sz w:val="17"/>
                 <w:szCs w:val="17"/>
               </w:rPr>
-              <w:t xml:space="preserve">ЧИСТО</w:t>
+              <w:t xml:space="preserve">SMART</w:t>
             </w:r>
           </w:p>
         </w:tc>
@@ -1448,11 +1608,13 @@
                 <w:rFonts w:ascii="Arial" w:cs="Arial" w:eastAsia="Arial" w:hAnsi="Arial"/>
                 <w:b/>
                 <w:bCs/>
+                <w:i w:val="false"/>
+                <w:iCs w:val="false"/>
                 <w:color w:val="FFFFFF"/>
                 <w:sz w:val="17"/>
                 <w:szCs w:val="17"/>
               </w:rPr>
-              <w:t xml:space="preserve">= SMART</w:t>
+              <w:t xml:space="preserve">= ЧИСТО</w:t>
             </w:r>
           </w:p>
         </w:tc>
@@ -1478,11 +1640,13 @@
                 <w:rFonts w:ascii="Arial" w:cs="Arial" w:eastAsia="Arial" w:hAnsi="Arial"/>
                 <w:b/>
                 <w:bCs/>
+                <w:i w:val="false"/>
+                <w:iCs w:val="false"/>
                 <w:color w:val="FFFFFF"/>
                 <w:sz w:val="17"/>
                 <w:szCs w:val="17"/>
               </w:rPr>
-              <w:t xml:space="preserve">Проверка</w:t>
+              <w:t xml:space="preserve">Что проверяем</w:t>
             </w:r>
           </w:p>
         </w:tc>
@@ -1508,6 +1672,8 @@
                 <w:rFonts w:ascii="Arial" w:cs="Arial" w:eastAsia="Arial" w:hAnsi="Arial"/>
                 <w:b/>
                 <w:bCs/>
+                <w:i w:val="false"/>
+                <w:iCs w:val="false"/>
                 <w:color w:val="FFFFFF"/>
                 <w:sz w:val="17"/>
                 <w:szCs w:val="17"/>
@@ -1540,11 +1706,13 @@
             <w:r>
               <w:rPr>
                 <w:rFonts w:ascii="Arial" w:cs="Arial" w:eastAsia="Arial" w:hAnsi="Arial"/>
+                <w:i w:val="false"/>
+                <w:iCs w:val="false"/>
                 <w:color w:val="1A1A1A"/>
                 <w:sz w:val="18"/>
                 <w:szCs w:val="18"/>
               </w:rPr>
-              <w:t xml:space="preserve">Ч — Чёткая</w:t>
+              <w:t xml:space="preserve">S — Specific</w:t>
             </w:r>
           </w:p>
         </w:tc>
@@ -1567,11 +1735,13 @@
             <w:r>
               <w:rPr>
                 <w:rFonts w:ascii="Arial" w:cs="Arial" w:eastAsia="Arial" w:hAnsi="Arial"/>
+                <w:i w:val="false"/>
+                <w:iCs w:val="false"/>
                 <w:color w:val="1A1A1A"/>
                 <w:sz w:val="18"/>
                 <w:szCs w:val="18"/>
               </w:rPr>
-              <w:t xml:space="preserve">S — Specific</w:t>
+              <w:t xml:space="preserve">Ч — Чёткая</w:t>
             </w:r>
           </w:p>
         </w:tc>
@@ -1594,11 +1764,13 @@
             <w:r>
               <w:rPr>
                 <w:rFonts w:ascii="Arial" w:cs="Arial" w:eastAsia="Arial" w:hAnsi="Arial"/>
+                <w:i w:val="false"/>
+                <w:iCs w:val="false"/>
                 <w:color w:val="1A1A1A"/>
                 <w:sz w:val="18"/>
                 <w:szCs w:val="18"/>
               </w:rPr>
-              <w:t xml:space="preserve">Чёткий, верифицируемый результат</w:t>
+              <w:t xml:space="preserve">Что именно должно появиться — предмет, а не процесс</w:t>
             </w:r>
           </w:p>
         </w:tc>
@@ -1621,6 +1793,8 @@
             <w:r>
               <w:rPr>
                 <w:rFonts w:ascii="Arial" w:cs="Arial" w:eastAsia="Arial" w:hAnsi="Arial"/>
+                <w:i w:val="false"/>
+                <w:iCs w:val="false"/>
                 <w:color w:val="1A1A1A"/>
                 <w:sz w:val="18"/>
                 <w:szCs w:val="18"/>
@@ -1653,11 +1827,13 @@
             <w:r>
               <w:rPr>
                 <w:rFonts w:ascii="Arial" w:cs="Arial" w:eastAsia="Arial" w:hAnsi="Arial"/>
+                <w:i w:val="false"/>
+                <w:iCs w:val="false"/>
                 <w:color w:val="1A1A1A"/>
                 <w:sz w:val="18"/>
                 <w:szCs w:val="18"/>
               </w:rPr>
-              <w:t xml:space="preserve">И — Измеримая</w:t>
+              <w:t xml:space="preserve">M — Measurable</w:t>
             </w:r>
           </w:p>
         </w:tc>
@@ -1680,11 +1856,13 @@
             <w:r>
               <w:rPr>
                 <w:rFonts w:ascii="Arial" w:cs="Arial" w:eastAsia="Arial" w:hAnsi="Arial"/>
+                <w:i w:val="false"/>
+                <w:iCs w:val="false"/>
                 <w:color w:val="1A1A1A"/>
                 <w:sz w:val="18"/>
                 <w:szCs w:val="18"/>
               </w:rPr>
-              <w:t xml:space="preserve">M — Measurable</w:t>
+              <w:t xml:space="preserve">И — Измеримая</w:t>
             </w:r>
           </w:p>
         </w:tc>
@@ -1707,11 +1885,13 @@
             <w:r>
               <w:rPr>
                 <w:rFonts w:ascii="Arial" w:cs="Arial" w:eastAsia="Arial" w:hAnsi="Arial"/>
+                <w:i w:val="false"/>
+                <w:iCs w:val="false"/>
                 <w:color w:val="1A1A1A"/>
                 <w:sz w:val="18"/>
                 <w:szCs w:val="18"/>
               </w:rPr>
-              <w:t xml:space="preserve">Как измерить, в каких единицах</w:t>
+              <w:t xml:space="preserve">Какое число и в каких единицах, чем измеряем</w:t>
             </w:r>
           </w:p>
         </w:tc>
@@ -1734,6 +1914,8 @@
             <w:r>
               <w:rPr>
                 <w:rFonts w:ascii="Arial" w:cs="Arial" w:eastAsia="Arial" w:hAnsi="Arial"/>
+                <w:i w:val="false"/>
+                <w:iCs w:val="false"/>
                 <w:color w:val="1A1A1A"/>
                 <w:sz w:val="18"/>
                 <w:szCs w:val="18"/>
@@ -1766,11 +1948,13 @@
             <w:r>
               <w:rPr>
                 <w:rFonts w:ascii="Arial" w:cs="Arial" w:eastAsia="Arial" w:hAnsi="Arial"/>
+                <w:i w:val="false"/>
+                <w:iCs w:val="false"/>
                 <w:color w:val="1A1A1A"/>
                 <w:sz w:val="18"/>
                 <w:szCs w:val="18"/>
               </w:rPr>
-              <w:t xml:space="preserve">С — Со сроком</w:t>
+              <w:t xml:space="preserve">A — Achievable</w:t>
             </w:r>
           </w:p>
         </w:tc>
@@ -1793,11 +1977,13 @@
             <w:r>
               <w:rPr>
                 <w:rFonts w:ascii="Arial" w:cs="Arial" w:eastAsia="Arial" w:hAnsi="Arial"/>
+                <w:i w:val="false"/>
+                <w:iCs w:val="false"/>
                 <w:color w:val="1A1A1A"/>
                 <w:sz w:val="18"/>
                 <w:szCs w:val="18"/>
               </w:rPr>
-              <w:t xml:space="preserve">T — Time-bound</w:t>
+              <w:t xml:space="preserve">О — Осуществимая</w:t>
             </w:r>
           </w:p>
         </w:tc>
@@ -1820,11 +2006,13 @@
             <w:r>
               <w:rPr>
                 <w:rFonts w:ascii="Arial" w:cs="Arial" w:eastAsia="Arial" w:hAnsi="Arial"/>
+                <w:i w:val="false"/>
+                <w:iCs w:val="false"/>
                 <w:color w:val="1A1A1A"/>
                 <w:sz w:val="18"/>
                 <w:szCs w:val="18"/>
               </w:rPr>
-              <w:t xml:space="preserve">Конкретная дата: к чекпоинту 21.11 или к защите 26.12</w:t>
+              <w:t xml:space="preserve">Реально силами 3–4 человек с доступными ресурсами</w:t>
             </w:r>
           </w:p>
         </w:tc>
@@ -1847,6 +2035,8 @@
             <w:r>
               <w:rPr>
                 <w:rFonts w:ascii="Arial" w:cs="Arial" w:eastAsia="Arial" w:hAnsi="Arial"/>
+                <w:i w:val="false"/>
+                <w:iCs w:val="false"/>
                 <w:color w:val="1A1A1A"/>
                 <w:sz w:val="18"/>
                 <w:szCs w:val="18"/>
@@ -1879,11 +2069,13 @@
             <w:r>
               <w:rPr>
                 <w:rFonts w:ascii="Arial" w:cs="Arial" w:eastAsia="Arial" w:hAnsi="Arial"/>
+                <w:i w:val="false"/>
+                <w:iCs w:val="false"/>
                 <w:color w:val="1A1A1A"/>
                 <w:sz w:val="18"/>
                 <w:szCs w:val="18"/>
               </w:rPr>
-              <w:t xml:space="preserve">Т — Толковая</w:t>
+              <w:t xml:space="preserve">R — Relevant</w:t>
             </w:r>
           </w:p>
         </w:tc>
@@ -1906,11 +2098,13 @@
             <w:r>
               <w:rPr>
                 <w:rFonts w:ascii="Arial" w:cs="Arial" w:eastAsia="Arial" w:hAnsi="Arial"/>
+                <w:i w:val="false"/>
+                <w:iCs w:val="false"/>
                 <w:color w:val="1A1A1A"/>
                 <w:sz w:val="18"/>
                 <w:szCs w:val="18"/>
               </w:rPr>
-              <w:t xml:space="preserve">R — Relevant</w:t>
+              <w:t xml:space="preserve">Т — Толковая</w:t>
             </w:r>
           </w:p>
         </w:tc>
@@ -1933,6 +2127,8 @@
             <w:r>
               <w:rPr>
                 <w:rFonts w:ascii="Arial" w:cs="Arial" w:eastAsia="Arial" w:hAnsi="Arial"/>
+                <w:i w:val="false"/>
+                <w:iCs w:val="false"/>
                 <w:color w:val="1A1A1A"/>
                 <w:sz w:val="18"/>
                 <w:szCs w:val="18"/>
@@ -1960,6 +2156,8 @@
             <w:r>
               <w:rPr>
                 <w:rFonts w:ascii="Arial" w:cs="Arial" w:eastAsia="Arial" w:hAnsi="Arial"/>
+                <w:i w:val="false"/>
+                <w:iCs w:val="false"/>
                 <w:color w:val="1A1A1A"/>
                 <w:sz w:val="18"/>
                 <w:szCs w:val="18"/>
@@ -1992,11 +2190,13 @@
             <w:r>
               <w:rPr>
                 <w:rFonts w:ascii="Arial" w:cs="Arial" w:eastAsia="Arial" w:hAnsi="Arial"/>
+                <w:i w:val="false"/>
+                <w:iCs w:val="false"/>
                 <w:color w:val="1A1A1A"/>
                 <w:sz w:val="18"/>
                 <w:szCs w:val="18"/>
               </w:rPr>
-              <w:t xml:space="preserve">О — Осуществимая</w:t>
+              <w:t xml:space="preserve">T — Time-bound</w:t>
             </w:r>
           </w:p>
         </w:tc>
@@ -2019,11 +2219,13 @@
             <w:r>
               <w:rPr>
                 <w:rFonts w:ascii="Arial" w:cs="Arial" w:eastAsia="Arial" w:hAnsi="Arial"/>
+                <w:i w:val="false"/>
+                <w:iCs w:val="false"/>
                 <w:color w:val="1A1A1A"/>
                 <w:sz w:val="18"/>
                 <w:szCs w:val="18"/>
               </w:rPr>
-              <w:t xml:space="preserve">A — Achievable</w:t>
+              <w:t xml:space="preserve">С — Со сроком</w:t>
             </w:r>
           </w:p>
         </w:tc>
@@ -2046,11 +2248,13 @@
             <w:r>
               <w:rPr>
                 <w:rFonts w:ascii="Arial" w:cs="Arial" w:eastAsia="Arial" w:hAnsi="Arial"/>
+                <w:i w:val="false"/>
+                <w:iCs w:val="false"/>
                 <w:color w:val="1A1A1A"/>
                 <w:sz w:val="18"/>
                 <w:szCs w:val="18"/>
               </w:rPr>
-              <w:t xml:space="preserve">Реально силами 3–4 человек с доступными ресурсами</w:t>
+              <w:t xml:space="preserve">Конкретная дата: к чекпоинту 21.11 или к защите 26.12</w:t>
             </w:r>
           </w:p>
         </w:tc>
@@ -2073,6 +2277,8 @@
             <w:r>
               <w:rPr>
                 <w:rFonts w:ascii="Arial" w:cs="Arial" w:eastAsia="Arial" w:hAnsi="Arial"/>
+                <w:i w:val="false"/>
+                <w:iCs w:val="false"/>
                 <w:color w:val="1A1A1A"/>
                 <w:sz w:val="18"/>
                 <w:szCs w:val="18"/>
